--- a/output/doc/FINDINGS_SC.docx
+++ b/output/doc/FINDINGS_SC.docx
@@ -671,6 +671,47 @@
         <w:pStyle w:val="Heading2"/>
       </w:pPr>
       <w:r>
+        <w:t>Oversize barcode list (all counties)</w:t>
+      </w:r>
+    </w:p>
+    <w:p>
+      <w:pPr>
+        <w:pStyle w:val="ListBullet"/>
+      </w:pPr>
+      <w:r>
+        <w:t>Source: access-dbs/All Counties Orphans Court Oversize.mdb (table: Oversize Orphan Court Names-Sussex).</w:t>
+      </w:r>
+    </w:p>
+    <w:p>
+      <w:pPr>
+        <w:pStyle w:val="ListBullet"/>
+      </w:pPr>
+      <w:r>
+        <w:t>Rows: 2,351 (container barcodes populated for all rows).</w:t>
+      </w:r>
+    </w:p>
+    <w:p>
+      <w:pPr>
+        <w:pStyle w:val="ListBullet"/>
+      </w:pPr>
+      <w:r>
+        <w:t>Name matches to SC Adults (last + first): 1,975.</w:t>
+      </w:r>
+    </w:p>
+    <w:p>
+      <w:pPr>
+        <w:pStyle w:val="ListBullet"/>
+      </w:pPr>
+      <w:r>
+        <w:t>No Location ID present; usable only for Barcode field on oversize records.</w:t>
+      </w:r>
+    </w:p>
+    <w:p/>
+    <w:p>
+      <w:pPr>
+        <w:pStyle w:val="Heading2"/>
+      </w:pPr>
+      <w:r>
         <w:t>Paste Errors</w:t>
       </w:r>
     </w:p>

--- a/output/doc/FINDINGS_SC.docx
+++ b/output/doc/FINDINGS_SC.docx
@@ -494,7 +494,7 @@
         <w:pStyle w:val="ListBullet"/>
       </w:pPr>
       <w:r>
-        <w:t>If we auto-fill or normalize these fields, we should decide whether to keep outliers or fold them into the dominant values.</w:t>
+        <w:t>Decision: normalize these to dominant values (e.g., RG 4848 -&gt; 4840, Series typos -&gt; numeric series).</w:t>
       </w:r>
     </w:p>
     <w:p/>
@@ -762,7 +762,23 @@
         <w:pStyle w:val="ListBullet"/>
       </w:pPr>
       <w:r>
-        <w:t>Container list is not present in the Sussex exports; we need a separate container source for barcode/location lookups.</w:t>
+        <w:t>No SC container list found anywhere in the Access exports or local files. Location ID data is missing.</w:t>
+      </w:r>
+    </w:p>
+    <w:p>
+      <w:pPr>
+        <w:pStyle w:val="ListBullet"/>
+      </w:pPr>
+      <w:r>
+        <w:t>Barcode can come only from Adults (500 rows) or the oversize list (if we merge it later).</w:t>
+      </w:r>
+    </w:p>
+    <w:p>
+      <w:pPr>
+        <w:pStyle w:val="ListBullet"/>
+      </w:pPr>
+      <w:r>
+        <w:t>Output uses the parent/adult barcode when present; children inherit the parent barcode.</w:t>
       </w:r>
     </w:p>
     <w:sectPr>
